--- a/zht/docx/190.content.docx
+++ b/zht/docx/190.content.docx
@@ -325,18 +325,12 @@
           <w:lang w:val="zh_TW" w:bidi="zh_TW"/>
         </w:rPr>
       </w:r>
-      <w:hyperlink r:id="rId13">
-        <w:r>
-          <w:rPr>
-            <w:lang w:val="zh_TW" w:bidi="zh_TW"/>
-          </w:rPr>
-          <w:rPr>
-            <w:color w:val="0000EE"/>
-            <w:u w:val="single"/>
-          </w:rPr>
-          <w:t>彼得前書3:15–17</w:t>
-        </w:r>
-      </w:hyperlink>
+      <w:r>
+        <w:rPr>
+          <w:lang w:val="zh_TW" w:bidi="zh_TW"/>
+        </w:rPr>
+        <w:t>彼得前書3:15–17</w:t>
+      </w:r>
     </w:p>
     <w:p>
       <w:pPr>
@@ -349,18 +343,12 @@
           <w:lang w:val="zh_TW" w:bidi="zh_TW"/>
         </w:rPr>
       </w:r>
-      <w:hyperlink r:id="rId14">
-        <w:r>
-          <w:rPr>
-            <w:lang w:val="zh_TW" w:bidi="zh_TW"/>
-          </w:rPr>
-          <w:rPr>
-            <w:color w:val="0000EE"/>
-            <w:u w:val="single"/>
-          </w:rPr>
-          <w:t>哥林多後書10:1–2</w:t>
-        </w:r>
-      </w:hyperlink>
+      <w:r>
+        <w:rPr>
+          <w:lang w:val="zh_TW" w:bidi="zh_TW"/>
+        </w:rPr>
+        <w:t>哥林多後書10:1–2</w:t>
+      </w:r>
     </w:p>
     <w:p>
       <w:pPr>
@@ -373,18 +361,12 @@
           <w:lang w:val="zh_TW" w:bidi="zh_TW"/>
         </w:rPr>
       </w:r>
-      <w:hyperlink r:id="rId15">
-        <w:r>
-          <w:rPr>
-            <w:lang w:val="zh_TW" w:bidi="zh_TW"/>
-          </w:rPr>
-          <w:rPr>
-            <w:color w:val="0000EE"/>
-            <w:u w:val="single"/>
-          </w:rPr>
-          <w:t>提摩太後書2:25</w:t>
-        </w:r>
-      </w:hyperlink>
+      <w:r>
+        <w:rPr>
+          <w:lang w:val="zh_TW" w:bidi="zh_TW"/>
+        </w:rPr>
+        <w:t>提摩太後書2:25</w:t>
+      </w:r>
     </w:p>
     <w:p>
       <w:pPr>
@@ -397,18 +379,12 @@
           <w:lang w:val="zh_TW" w:bidi="zh_TW"/>
         </w:rPr>
       </w:r>
-      <w:hyperlink r:id="rId16">
-        <w:r>
-          <w:rPr>
-            <w:lang w:val="zh_TW" w:bidi="zh_TW"/>
-          </w:rPr>
-          <w:rPr>
-            <w:color w:val="0000EE"/>
-            <w:u w:val="single"/>
-          </w:rPr>
-          <w:t>馬太福音5:5</w:t>
-        </w:r>
-      </w:hyperlink>
+      <w:r>
+        <w:rPr>
+          <w:lang w:val="zh_TW" w:bidi="zh_TW"/>
+        </w:rPr>
+        <w:t>馬太福音5:5</w:t>
+      </w:r>
     </w:p>
     <w:p>
       <w:pPr>
@@ -421,18 +397,12 @@
           <w:lang w:val="zh_TW" w:bidi="zh_TW"/>
         </w:rPr>
       </w:r>
-      <w:hyperlink r:id="rId17">
-        <w:r>
-          <w:rPr>
-            <w:lang w:val="zh_TW" w:bidi="zh_TW"/>
-          </w:rPr>
-          <w:rPr>
-            <w:color w:val="0000EE"/>
-            <w:u w:val="single"/>
-          </w:rPr>
-          <w:t>馬太福音11:29</w:t>
-        </w:r>
-      </w:hyperlink>
+      <w:r>
+        <w:rPr>
+          <w:lang w:val="zh_TW" w:bidi="zh_TW"/>
+        </w:rPr>
+        <w:t>馬太福音11:29</w:t>
+      </w:r>
     </w:p>
     <w:p>
       <w:pPr>
@@ -445,18 +415,12 @@
           <w:lang w:val="zh_TW" w:bidi="zh_TW"/>
         </w:rPr>
       </w:r>
-      <w:hyperlink r:id="rId18">
-        <w:r>
-          <w:rPr>
-            <w:lang w:val="zh_TW" w:bidi="zh_TW"/>
-          </w:rPr>
-          <w:rPr>
-            <w:color w:val="0000EE"/>
-            <w:u w:val="single"/>
-          </w:rPr>
-          <w:t>詩篇37:11</w:t>
-        </w:r>
-      </w:hyperlink>
+      <w:r>
+        <w:rPr>
+          <w:lang w:val="zh_TW" w:bidi="zh_TW"/>
+        </w:rPr>
+        <w:t>詩篇37:11</w:t>
+      </w:r>
     </w:p>
     <w:p>
       <w:pPr>
@@ -684,18 +648,12 @@
           <w:lang w:val="zh_TW" w:bidi="zh_TW"/>
         </w:rPr>
       </w:r>
-      <w:hyperlink r:id="rId19">
-        <w:r>
-          <w:rPr>
-            <w:lang w:val="zh_TW" w:bidi="zh_TW"/>
-          </w:rPr>
-          <w:rPr>
-            <w:color w:val="0000EE"/>
-            <w:u w:val="single"/>
-          </w:rPr>
-          <w:t>撒母耳記下24:13–14</w:t>
-        </w:r>
-      </w:hyperlink>
+      <w:r>
+        <w:rPr>
+          <w:lang w:val="zh_TW" w:bidi="zh_TW"/>
+        </w:rPr>
+        <w:t>撒母耳記下24:13–14</w:t>
+      </w:r>
     </w:p>
     <w:p>
       <w:pPr>
@@ -708,18 +666,12 @@
           <w:lang w:val="zh_TW" w:bidi="zh_TW"/>
         </w:rPr>
       </w:r>
-      <w:hyperlink r:id="rId20">
-        <w:r>
-          <w:rPr>
-            <w:lang w:val="zh_TW" w:bidi="zh_TW"/>
-          </w:rPr>
-          <w:rPr>
-            <w:color w:val="0000EE"/>
-            <w:u w:val="single"/>
-          </w:rPr>
-          <w:t>出埃及記9:14</w:t>
-        </w:r>
-      </w:hyperlink>
+      <w:r>
+        <w:rPr>
+          <w:lang w:val="zh_TW" w:bidi="zh_TW"/>
+        </w:rPr>
+        <w:t>出埃及記9:14</w:t>
+      </w:r>
     </w:p>
     <w:p>
       <w:pPr>
@@ -732,18 +684,12 @@
           <w:lang w:val="zh_TW" w:bidi="zh_TW"/>
         </w:rPr>
       </w:r>
-      <w:hyperlink r:id="rId21">
-        <w:r>
-          <w:rPr>
-            <w:lang w:val="zh_TW" w:bidi="zh_TW"/>
-          </w:rPr>
-          <w:rPr>
-            <w:color w:val="0000EE"/>
-            <w:u w:val="single"/>
-          </w:rPr>
-          <w:t>創世記12:17–20</w:t>
-        </w:r>
-      </w:hyperlink>
+      <w:r>
+        <w:rPr>
+          <w:lang w:val="zh_TW" w:bidi="zh_TW"/>
+        </w:rPr>
+        <w:t>創世記12:17–20</w:t>
+      </w:r>
     </w:p>
     <w:p>
       <w:pPr>
@@ -756,18 +702,12 @@
           <w:lang w:val="zh_TW" w:bidi="zh_TW"/>
         </w:rPr>
       </w:r>
-      <w:hyperlink r:id="rId22">
-        <w:r>
-          <w:rPr>
-            <w:lang w:val="zh_TW" w:bidi="zh_TW"/>
-          </w:rPr>
-          <w:rPr>
-            <w:color w:val="0000EE"/>
-            <w:u w:val="single"/>
-          </w:rPr>
-          <w:t>路加福音21:11</w:t>
-        </w:r>
-      </w:hyperlink>
+      <w:r>
+        <w:rPr>
+          <w:lang w:val="zh_TW" w:bidi="zh_TW"/>
+        </w:rPr>
+        <w:t>路加福音21:11</w:t>
+      </w:r>
     </w:p>
     <w:p>
       <w:pPr>
@@ -780,18 +720,12 @@
           <w:lang w:val="zh_TW" w:bidi="zh_TW"/>
         </w:rPr>
       </w:r>
-      <w:hyperlink r:id="rId23">
-        <w:r>
-          <w:rPr>
-            <w:lang w:val="zh_TW" w:bidi="zh_TW"/>
-          </w:rPr>
-          <w:rPr>
-            <w:color w:val="0000EE"/>
-            <w:u w:val="single"/>
-          </w:rPr>
-          <w:t>啟示錄9:18</w:t>
-        </w:r>
-      </w:hyperlink>
+      <w:r>
+        <w:rPr>
+          <w:lang w:val="zh_TW" w:bidi="zh_TW"/>
+        </w:rPr>
+        <w:t>啟示錄9:18</w:t>
+      </w:r>
     </w:p>
     <w:p>
       <w:pPr>
@@ -1049,18 +983,12 @@
           <w:lang w:val="zh_TW" w:bidi="zh_TW"/>
         </w:rPr>
       </w:r>
-      <w:hyperlink r:id="rId24">
-        <w:r>
-          <w:rPr>
-            <w:lang w:val="zh_TW" w:bidi="zh_TW"/>
-          </w:rPr>
-          <w:rPr>
-            <w:color w:val="0000EE"/>
-            <w:u w:val="single"/>
-          </w:rPr>
-          <w:t>使徒行傳4:5</w:t>
-        </w:r>
-      </w:hyperlink>
+      <w:r>
+        <w:rPr>
+          <w:lang w:val="zh_TW" w:bidi="zh_TW"/>
+        </w:rPr>
+        <w:t>使徒行傳4:5</w:t>
+      </w:r>
     </w:p>
     <w:p>
       <w:pPr>
@@ -1073,18 +1001,12 @@
           <w:lang w:val="zh_TW" w:bidi="zh_TW"/>
         </w:rPr>
       </w:r>
-      <w:hyperlink r:id="rId25">
-        <w:r>
-          <w:rPr>
-            <w:lang w:val="zh_TW" w:bidi="zh_TW"/>
-          </w:rPr>
-          <w:rPr>
-            <w:color w:val="0000EE"/>
-            <w:u w:val="single"/>
-          </w:rPr>
-          <w:t>路加福音7:29–30</w:t>
-        </w:r>
-      </w:hyperlink>
+      <w:r>
+        <w:rPr>
+          <w:lang w:val="zh_TW" w:bidi="zh_TW"/>
+        </w:rPr>
+        <w:t>路加福音7:29–30</w:t>
+      </w:r>
     </w:p>
     <w:p>
       <w:pPr>
@@ -1097,18 +1019,12 @@
           <w:lang w:val="zh_TW" w:bidi="zh_TW"/>
         </w:rPr>
       </w:r>
-      <w:hyperlink r:id="rId26">
-        <w:r>
-          <w:rPr>
-            <w:lang w:val="zh_TW" w:bidi="zh_TW"/>
-          </w:rPr>
-          <w:rPr>
-            <w:color w:val="0000EE"/>
-            <w:u w:val="single"/>
-          </w:rPr>
-          <w:t>路加福音20:47</w:t>
-        </w:r>
-      </w:hyperlink>
+      <w:r>
+        <w:rPr>
+          <w:lang w:val="zh_TW" w:bidi="zh_TW"/>
+        </w:rPr>
+        <w:t>路加福音20:47</w:t>
+      </w:r>
     </w:p>
     <w:p>
       <w:pPr>
@@ -1121,18 +1037,12 @@
           <w:lang w:val="zh_TW" w:bidi="zh_TW"/>
         </w:rPr>
       </w:r>
-      <w:hyperlink r:id="rId27">
-        <w:r>
-          <w:rPr>
-            <w:lang w:val="zh_TW" w:bidi="zh_TW"/>
-          </w:rPr>
-          <w:rPr>
-            <w:color w:val="0000EE"/>
-            <w:u w:val="single"/>
-          </w:rPr>
-          <w:t>馬可福音1:22</w:t>
-        </w:r>
-      </w:hyperlink>
+      <w:r>
+        <w:rPr>
+          <w:lang w:val="zh_TW" w:bidi="zh_TW"/>
+        </w:rPr>
+        <w:t>馬可福音1:22</w:t>
+      </w:r>
     </w:p>
     <w:p>
       <w:pPr>
@@ -1145,18 +1055,12 @@
           <w:lang w:val="zh_TW" w:bidi="zh_TW"/>
         </w:rPr>
       </w:r>
-      <w:hyperlink r:id="rId28">
-        <w:r>
-          <w:rPr>
-            <w:lang w:val="zh_TW" w:bidi="zh_TW"/>
-          </w:rPr>
-          <w:rPr>
-            <w:color w:val="0000EE"/>
-            <w:u w:val="single"/>
-          </w:rPr>
-          <w:t>馬可福音2:16</w:t>
-        </w:r>
-      </w:hyperlink>
+      <w:r>
+        <w:rPr>
+          <w:lang w:val="zh_TW" w:bidi="zh_TW"/>
+        </w:rPr>
+        <w:t>馬可福音2:16</w:t>
+      </w:r>
     </w:p>
     <w:p>
       <w:pPr>
@@ -1169,18 +1073,12 @@
           <w:lang w:val="zh_TW" w:bidi="zh_TW"/>
         </w:rPr>
       </w:r>
-      <w:hyperlink r:id="rId29">
-        <w:r>
-          <w:rPr>
-            <w:lang w:val="zh_TW" w:bidi="zh_TW"/>
-          </w:rPr>
-          <w:rPr>
-            <w:color w:val="0000EE"/>
-            <w:u w:val="single"/>
-          </w:rPr>
-          <w:t>馬太福音5:19–20</w:t>
-        </w:r>
-      </w:hyperlink>
+      <w:r>
+        <w:rPr>
+          <w:lang w:val="zh_TW" w:bidi="zh_TW"/>
+        </w:rPr>
+        <w:t>馬太福音5:19–20</w:t>
+      </w:r>
     </w:p>
     <w:p>
       <w:pPr>
@@ -1193,18 +1091,12 @@
           <w:lang w:val="zh_TW" w:bidi="zh_TW"/>
         </w:rPr>
       </w:r>
-      <w:hyperlink r:id="rId30">
-        <w:r>
-          <w:rPr>
-            <w:lang w:val="zh_TW" w:bidi="zh_TW"/>
-          </w:rPr>
-          <w:rPr>
-            <w:color w:val="0000EE"/>
-            <w:u w:val="single"/>
-          </w:rPr>
-          <w:t>馬太福音7:28</w:t>
-        </w:r>
-      </w:hyperlink>
+      <w:r>
+        <w:rPr>
+          <w:lang w:val="zh_TW" w:bidi="zh_TW"/>
+        </w:rPr>
+        <w:t>馬太福音7:28</w:t>
+      </w:r>
     </w:p>
     <w:p>
       <w:pPr>
@@ -1217,18 +1109,12 @@
           <w:lang w:val="zh_TW" w:bidi="zh_TW"/>
         </w:rPr>
       </w:r>
-      <w:hyperlink r:id="rId31">
-        <w:r>
-          <w:rPr>
-            <w:lang w:val="zh_TW" w:bidi="zh_TW"/>
-          </w:rPr>
-          <w:rPr>
-            <w:color w:val="0000EE"/>
-            <w:u w:val="single"/>
-          </w:rPr>
-          <w:t>馬太福音12:38</w:t>
-        </w:r>
-      </w:hyperlink>
+      <w:r>
+        <w:rPr>
+          <w:lang w:val="zh_TW" w:bidi="zh_TW"/>
+        </w:rPr>
+        <w:t>馬太福音12:38</w:t>
+      </w:r>
     </w:p>
     <w:p>
       <w:pPr>
@@ -1241,18 +1127,12 @@
           <w:lang w:val="zh_TW" w:bidi="zh_TW"/>
         </w:rPr>
       </w:r>
-      <w:hyperlink r:id="rId32">
-        <w:r>
-          <w:rPr>
-            <w:lang w:val="zh_TW" w:bidi="zh_TW"/>
-          </w:rPr>
-          <w:rPr>
-            <w:color w:val="0000EE"/>
-            <w:u w:val="single"/>
-          </w:rPr>
-          <w:t>馬太福音13:52</w:t>
-        </w:r>
-      </w:hyperlink>
+      <w:r>
+        <w:rPr>
+          <w:lang w:val="zh_TW" w:bidi="zh_TW"/>
+        </w:rPr>
+        <w:t>馬太福音13:52</w:t>
+      </w:r>
     </w:p>
     <w:p>
       <w:pPr>
@@ -1436,18 +1316,12 @@
           <w:lang w:val="zh_TW" w:bidi="zh_TW"/>
         </w:rPr>
       </w:r>
-      <w:hyperlink r:id="rId33">
-        <w:r>
-          <w:rPr>
-            <w:lang w:val="zh_TW" w:bidi="zh_TW"/>
-          </w:rPr>
-          <w:rPr>
-            <w:color w:val="0000EE"/>
-            <w:u w:val="single"/>
-          </w:rPr>
-          <w:t>帖撒羅尼迦前書5:25–28</w:t>
-        </w:r>
-      </w:hyperlink>
+      <w:r>
+        <w:rPr>
+          <w:lang w:val="zh_TW" w:bidi="zh_TW"/>
+        </w:rPr>
+        <w:t>帖撒羅尼迦前書5:25–28</w:t>
+      </w:r>
     </w:p>
     <w:p>
       <w:pPr>
@@ -1460,18 +1334,12 @@
           <w:lang w:val="zh_TW" w:bidi="zh_TW"/>
         </w:rPr>
       </w:r>
-      <w:hyperlink r:id="rId34">
-        <w:r>
-          <w:rPr>
-            <w:lang w:val="zh_TW" w:bidi="zh_TW"/>
-          </w:rPr>
-          <w:rPr>
-            <w:color w:val="0000EE"/>
-            <w:u w:val="single"/>
-          </w:rPr>
-          <w:t>創世記27:26–27</w:t>
-        </w:r>
-      </w:hyperlink>
+      <w:r>
+        <w:rPr>
+          <w:lang w:val="zh_TW" w:bidi="zh_TW"/>
+        </w:rPr>
+        <w:t>創世記27:26–27</w:t>
+      </w:r>
     </w:p>
     <w:p>
       <w:pPr>
@@ -1484,18 +1352,12 @@
           <w:lang w:val="zh_TW" w:bidi="zh_TW"/>
         </w:rPr>
       </w:r>
-      <w:hyperlink r:id="rId35">
-        <w:r>
-          <w:rPr>
-            <w:lang w:val="zh_TW" w:bidi="zh_TW"/>
-          </w:rPr>
-          <w:rPr>
-            <w:color w:val="0000EE"/>
-            <w:u w:val="single"/>
-          </w:rPr>
-          <w:t>創世記29:11</w:t>
-        </w:r>
-      </w:hyperlink>
+      <w:r>
+        <w:rPr>
+          <w:lang w:val="zh_TW" w:bidi="zh_TW"/>
+        </w:rPr>
+        <w:t>創世記29:11</w:t>
+      </w:r>
     </w:p>
     <w:p>
       <w:pPr>
@@ -1508,18 +1370,12 @@
           <w:lang w:val="zh_TW" w:bidi="zh_TW"/>
         </w:rPr>
       </w:r>
-      <w:hyperlink r:id="rId36">
-        <w:r>
-          <w:rPr>
-            <w:lang w:val="zh_TW" w:bidi="zh_TW"/>
-          </w:rPr>
-          <w:rPr>
-            <w:color w:val="0000EE"/>
-            <w:u w:val="single"/>
-          </w:rPr>
-          <w:t>創世記31:28</w:t>
-        </w:r>
-      </w:hyperlink>
+      <w:r>
+        <w:rPr>
+          <w:lang w:val="zh_TW" w:bidi="zh_TW"/>
+        </w:rPr>
+        <w:t>創世記31:28</w:t>
+      </w:r>
     </w:p>
     <w:p>
       <w:pPr>
@@ -1532,18 +1388,12 @@
           <w:lang w:val="zh_TW" w:bidi="zh_TW"/>
         </w:rPr>
       </w:r>
-      <w:hyperlink r:id="rId37">
-        <w:r>
-          <w:rPr>
-            <w:lang w:val="zh_TW" w:bidi="zh_TW"/>
-          </w:rPr>
-          <w:rPr>
-            <w:color w:val="0000EE"/>
-            <w:u w:val="single"/>
-          </w:rPr>
-          <w:t>創世記45:15</w:t>
-        </w:r>
-      </w:hyperlink>
+      <w:r>
+        <w:rPr>
+          <w:lang w:val="zh_TW" w:bidi="zh_TW"/>
+        </w:rPr>
+        <w:t>創世記45:15</w:t>
+      </w:r>
     </w:p>
     <w:p>
       <w:pPr>
@@ -1556,18 +1406,12 @@
           <w:lang w:val="zh_TW" w:bidi="zh_TW"/>
         </w:rPr>
       </w:r>
-      <w:hyperlink r:id="rId38">
-        <w:r>
-          <w:rPr>
-            <w:lang w:val="zh_TW" w:bidi="zh_TW"/>
-          </w:rPr>
-          <w:rPr>
-            <w:color w:val="0000EE"/>
-            <w:u w:val="single"/>
-          </w:rPr>
-          <w:t>創世記48:10</w:t>
-        </w:r>
-      </w:hyperlink>
+      <w:r>
+        <w:rPr>
+          <w:lang w:val="zh_TW" w:bidi="zh_TW"/>
+        </w:rPr>
+        <w:t>創世記48:10</w:t>
+      </w:r>
     </w:p>
     <w:p>
       <w:pPr>
@@ -1580,18 +1424,12 @@
           <w:lang w:val="zh_TW" w:bidi="zh_TW"/>
         </w:rPr>
       </w:r>
-      <w:hyperlink r:id="rId39">
-        <w:r>
-          <w:rPr>
-            <w:lang w:val="zh_TW" w:bidi="zh_TW"/>
-          </w:rPr>
-          <w:rPr>
-            <w:color w:val="0000EE"/>
-            <w:u w:val="single"/>
-          </w:rPr>
-          <w:t>路加福音22:48</w:t>
-        </w:r>
-      </w:hyperlink>
+      <w:r>
+        <w:rPr>
+          <w:lang w:val="zh_TW" w:bidi="zh_TW"/>
+        </w:rPr>
+        <w:t>路加福音22:48</w:t>
+      </w:r>
     </w:p>
     <w:p>
       <w:pPr>
@@ -1604,18 +1442,12 @@
           <w:lang w:val="zh_TW" w:bidi="zh_TW"/>
         </w:rPr>
       </w:r>
-      <w:hyperlink r:id="rId40">
-        <w:r>
-          <w:rPr>
-            <w:lang w:val="zh_TW" w:bidi="zh_TW"/>
-          </w:rPr>
-          <w:rPr>
-            <w:color w:val="0000EE"/>
-            <w:u w:val="single"/>
-          </w:rPr>
-          <w:t>馬可福音14:45</w:t>
-        </w:r>
-      </w:hyperlink>
+      <w:r>
+        <w:rPr>
+          <w:lang w:val="zh_TW" w:bidi="zh_TW"/>
+        </w:rPr>
+        <w:t>馬可福音14:45</w:t>
+      </w:r>
     </w:p>
     <w:p>
       <w:pPr>
@@ -1628,18 +1460,12 @@
           <w:lang w:val="zh_TW" w:bidi="zh_TW"/>
         </w:rPr>
       </w:r>
-      <w:hyperlink r:id="rId41">
-        <w:r>
-          <w:rPr>
-            <w:lang w:val="zh_TW" w:bidi="zh_TW"/>
-          </w:rPr>
-          <w:rPr>
-            <w:color w:val="0000EE"/>
-            <w:u w:val="single"/>
-          </w:rPr>
-          <w:t>馬太福音26:48</w:t>
-        </w:r>
-      </w:hyperlink>
+      <w:r>
+        <w:rPr>
+          <w:lang w:val="zh_TW" w:bidi="zh_TW"/>
+        </w:rPr>
+        <w:t>馬太福音26:48</w:t>
+      </w:r>
     </w:p>
     <w:p>
       <w:pPr>
